--- a/zht/docx/014.content.docx
+++ b/zht/docx/014.content.docx
@@ -19,7 +19,7 @@
         <w:rPr>
           <w:lang w:val="zh_TW" w:bidi="zh_TW"/>
         </w:rPr>
-        <w:t>Resource: Tyndale Open Study Notes</w:t>
+        <w:t>Resource: Aquifer Open Study Notes (Profiles)</w:t>
       </w:r>
       <w:r>
         <w:rPr>
@@ -112,7 +112,7 @@
         <w:rPr>
           <w:lang w:val="zh_TW" w:bidi="zh_TW"/>
         </w:rPr>
-        <w:t>Tyndale Open Study Notes</w:t>
+        <w:t>Aquifer Open Study Notes (Profiles)</w:t>
       </w:r>
     </w:p>
     <w:p>

--- a/zht/docx/014.content.docx
+++ b/zht/docx/014.content.docx
@@ -261,36 +261,24 @@
         </w:rPr>
         <w:t>哥林多吸引了來自世界各地的貿易商，但同時也因奢華、放縱和惡行而聞名。這個城市以淫亂和賣淫著稱，以至於「哥林多化」（Corinthianize）這動詞被用來指涉不道德的性行為。哥林多教會面對著各樣性敗壞的挑戰（</w:t>
       </w:r>
-      <w:hyperlink r:id="rId13">
-        <w:r>
-          <w:rPr>
-            <w:lang w:val="zh_TW" w:bidi="zh_TW"/>
-          </w:rPr>
-          <w:rPr>
-            <w:color w:val="0000EE"/>
-            <w:u w:val="single"/>
-          </w:rPr>
-          <w:t>林前5:1–13</w:t>
-        </w:r>
-      </w:hyperlink>
+      <w:r>
+        <w:rPr>
+          <w:lang w:val="zh_TW" w:bidi="zh_TW"/>
+        </w:rPr>
+        <w:t>林前5:1–13</w:t>
+      </w:r>
       <w:r>
         <w:rPr>
           <w:lang w:val="zh_TW" w:bidi="zh_TW"/>
         </w:rPr>
         <w:t>，</w:t>
       </w:r>
-      <w:hyperlink r:id="rId14">
-        <w:r>
-          <w:rPr>
-            <w:lang w:val="zh_TW" w:bidi="zh_TW"/>
-          </w:rPr>
-          <w:rPr>
-            <w:color w:val="0000EE"/>
-            <w:u w:val="single"/>
-          </w:rPr>
-          <w:t>6:12–20</w:t>
-        </w:r>
-      </w:hyperlink>
+      <w:r>
+        <w:rPr>
+          <w:lang w:val="zh_TW" w:bidi="zh_TW"/>
+        </w:rPr>
+        <w:t>6:12–20</w:t>
+      </w:r>
       <w:r>
         <w:rPr>
           <w:lang w:val="zh_TW" w:bidi="zh_TW"/>
@@ -311,18 +299,12 @@
         </w:rPr>
         <w:t>哥林多因地峽運動會（Isthmian Games）而具有重要的地位，該運動會起始於公元前523年，每兩年舉辦一次。比賽主要分為三大類：馬術、體操和音樂。到了新約時期，運動會增加了馬車競賽和其他羅馬表演，以及傳統的希臘競技。保羅提及這些體育競賽，包括賽跑和拳擊（</w:t>
       </w:r>
-      <w:hyperlink r:id="rId15">
-        <w:r>
-          <w:rPr>
-            <w:lang w:val="zh_TW" w:bidi="zh_TW"/>
-          </w:rPr>
-          <w:rPr>
-            <w:color w:val="0000EE"/>
-            <w:u w:val="single"/>
-          </w:rPr>
-          <w:t>林前9:24–26</w:t>
-        </w:r>
-      </w:hyperlink>
+      <w:r>
+        <w:rPr>
+          <w:lang w:val="zh_TW" w:bidi="zh_TW"/>
+        </w:rPr>
+        <w:t>林前9:24–26</w:t>
+      </w:r>
       <w:r>
         <w:rPr>
           <w:lang w:val="zh_TW" w:bidi="zh_TW"/>
@@ -343,18 +325,12 @@
         </w:rPr>
         <w:t>在大多數的羅馬城市中，大理石神廟佔據了城市景觀。敬拜諸神並參與它們的節慶，是哥林多城市生活中不可或缺的部分。哥林多教會在這些異教慶典中面臨著各樣挑戰（</w:t>
       </w:r>
-      <w:hyperlink r:id="rId16">
-        <w:r>
-          <w:rPr>
-            <w:lang w:val="zh_TW" w:bidi="zh_TW"/>
-          </w:rPr>
-          <w:rPr>
-            <w:color w:val="0000EE"/>
-            <w:u w:val="single"/>
-          </w:rPr>
-          <w:t>林前8:1–10:33</w:t>
-        </w:r>
-      </w:hyperlink>
+      <w:r>
+        <w:rPr>
+          <w:lang w:val="zh_TW" w:bidi="zh_TW"/>
+        </w:rPr>
+        <w:t>林前8:1–10:33</w:t>
+      </w:r>
       <w:r>
         <w:rPr>
           <w:lang w:val="zh_TW" w:bidi="zh_TW"/>
@@ -375,54 +351,36 @@
         </w:rPr>
         <w:t>一大群流離失所的猶太人也在這城市定居。許多人可能是在皇帝克勞第（Emperor Claudius）將猶太人逐出羅馬後抵達的（見</w:t>
       </w:r>
-      <w:hyperlink r:id="rId17">
-        <w:r>
-          <w:rPr>
-            <w:lang w:val="zh_TW" w:bidi="zh_TW"/>
-          </w:rPr>
-          <w:rPr>
-            <w:color w:val="0000EE"/>
-            <w:u w:val="single"/>
-          </w:rPr>
-          <w:t>徒18:2</w:t>
-        </w:r>
-      </w:hyperlink>
+      <w:r>
+        <w:rPr>
+          <w:lang w:val="zh_TW" w:bidi="zh_TW"/>
+        </w:rPr>
+        <w:t>徒18:2</w:t>
+      </w:r>
       <w:r>
         <w:rPr>
           <w:lang w:val="zh_TW" w:bidi="zh_TW"/>
         </w:rPr>
         <w:t>）。當保羅在第二次宣教旅程中來到哥林多時，他遇到了亞居拉和百基拉，他們成為了他的摯友和同工（</w:t>
       </w:r>
-      <w:hyperlink r:id="rId18">
-        <w:r>
-          <w:rPr>
-            <w:lang w:val="zh_TW" w:bidi="zh_TW"/>
-          </w:rPr>
-          <w:rPr>
-            <w:color w:val="0000EE"/>
-            <w:u w:val="single"/>
-          </w:rPr>
-          <w:t>徒18:1–3</w:t>
-        </w:r>
-      </w:hyperlink>
+      <w:r>
+        <w:rPr>
+          <w:lang w:val="zh_TW" w:bidi="zh_TW"/>
+        </w:rPr>
+        <w:t>徒18:1–3</w:t>
+      </w:r>
       <w:r>
         <w:rPr>
           <w:lang w:val="zh_TW" w:bidi="zh_TW"/>
         </w:rPr>
         <w:t>）。保羅為了教導神的話語，在哥林多停留了一年半以上（</w:t>
       </w:r>
-      <w:hyperlink r:id="rId19">
-        <w:r>
-          <w:rPr>
-            <w:lang w:val="zh_TW" w:bidi="zh_TW"/>
-          </w:rPr>
-          <w:rPr>
-            <w:color w:val="0000EE"/>
-            <w:u w:val="single"/>
-          </w:rPr>
-          <w:t>徒18:11</w:t>
-        </w:r>
-      </w:hyperlink>
+      <w:r>
+        <w:rPr>
+          <w:lang w:val="zh_TW" w:bidi="zh_TW"/>
+        </w:rPr>
+        <w:t>徒18:11</w:t>
+      </w:r>
       <w:r>
         <w:rPr>
           <w:lang w:val="zh_TW" w:bidi="zh_TW"/>
@@ -466,108 +424,72 @@
           <w:lang w:val="zh_TW" w:bidi="zh_TW"/>
         </w:rPr>
       </w:r>
-      <w:hyperlink r:id="rId20">
-        <w:r>
-          <w:rPr>
-            <w:lang w:val="zh_TW" w:bidi="zh_TW"/>
-          </w:rPr>
-          <w:rPr>
-            <w:color w:val="0000EE"/>
-            <w:u w:val="single"/>
-          </w:rPr>
-          <w:t>徒18:1–18</w:t>
-        </w:r>
-      </w:hyperlink>
+      <w:r>
+        <w:rPr>
+          <w:lang w:val="zh_TW" w:bidi="zh_TW"/>
+        </w:rPr>
+        <w:t>徒18:1–18</w:t>
+      </w:r>
       <w:r>
         <w:rPr>
           <w:lang w:val="zh_TW" w:bidi="zh_TW"/>
         </w:rPr>
         <w:t>；</w:t>
       </w:r>
-      <w:hyperlink r:id="rId21">
-        <w:r>
-          <w:rPr>
-            <w:lang w:val="zh_TW" w:bidi="zh_TW"/>
-          </w:rPr>
-          <w:rPr>
-            <w:color w:val="0000EE"/>
-            <w:u w:val="single"/>
-          </w:rPr>
-          <w:t>林前1:1–2</w:t>
-        </w:r>
-      </w:hyperlink>
+      <w:r>
+        <w:rPr>
+          <w:lang w:val="zh_TW" w:bidi="zh_TW"/>
+        </w:rPr>
+        <w:t>林前1:1–2</w:t>
+      </w:r>
       <w:r>
         <w:rPr>
           <w:lang w:val="zh_TW" w:bidi="zh_TW"/>
         </w:rPr>
         <w:t>，</w:t>
       </w:r>
-      <w:hyperlink r:id="rId22">
-        <w:r>
-          <w:rPr>
-            <w:lang w:val="zh_TW" w:bidi="zh_TW"/>
-          </w:rPr>
-          <w:rPr>
-            <w:color w:val="0000EE"/>
-            <w:u w:val="single"/>
-          </w:rPr>
-          <w:t>16:5–20</w:t>
-        </w:r>
-      </w:hyperlink>
+      <w:r>
+        <w:rPr>
+          <w:lang w:val="zh_TW" w:bidi="zh_TW"/>
+        </w:rPr>
+        <w:t>16:5–20</w:t>
+      </w:r>
       <w:r>
         <w:rPr>
           <w:lang w:val="zh_TW" w:bidi="zh_TW"/>
         </w:rPr>
         <w:t>；</w:t>
       </w:r>
-      <w:hyperlink r:id="rId23">
-        <w:r>
-          <w:rPr>
-            <w:lang w:val="zh_TW" w:bidi="zh_TW"/>
-          </w:rPr>
-          <w:rPr>
-            <w:color w:val="0000EE"/>
-            <w:u w:val="single"/>
-          </w:rPr>
-          <w:t>林後1:1</w:t>
-        </w:r>
-      </w:hyperlink>
+      <w:r>
+        <w:rPr>
+          <w:lang w:val="zh_TW" w:bidi="zh_TW"/>
+        </w:rPr>
+        <w:t>林後1:1</w:t>
+      </w:r>
       <w:r>
         <w:rPr>
           <w:lang w:val="zh_TW" w:bidi="zh_TW"/>
         </w:rPr>
         <w:t>，</w:t>
       </w:r>
-      <w:hyperlink r:id="rId24">
-        <w:r>
-          <w:rPr>
-            <w:lang w:val="zh_TW" w:bidi="zh_TW"/>
-          </w:rPr>
-          <w:rPr>
-            <w:color w:val="0000EE"/>
-            <w:u w:val="single"/>
-          </w:rPr>
-          <w:t>13:1</w:t>
-        </w:r>
-      </w:hyperlink>
+      <w:r>
+        <w:rPr>
+          <w:lang w:val="zh_TW" w:bidi="zh_TW"/>
+        </w:rPr>
+        <w:t>13:1</w:t>
+      </w:r>
       <w:r>
         <w:rPr>
           <w:lang w:val="zh_TW" w:bidi="zh_TW"/>
         </w:rPr>
         <w:t>；</w:t>
       </w:r>
-      <w:hyperlink r:id="rId25">
-        <w:r>
-          <w:rPr>
-            <w:lang w:val="zh_TW" w:bidi="zh_TW"/>
-          </w:rPr>
-          <w:rPr>
-            <w:color w:val="0000EE"/>
-            <w:u w:val="single"/>
-          </w:rPr>
-          <w:t>提後4:20</w:t>
-        </w:r>
-      </w:hyperlink>
+      <w:r>
+        <w:rPr>
+          <w:lang w:val="zh_TW" w:bidi="zh_TW"/>
+        </w:rPr>
+        <w:t>提後4:20</w:t>
+      </w:r>
       <w:r>
         <w:rPr>
           <w:lang w:val="zh_TW" w:bidi="zh_TW"/>
